--- a/public/Shrey-Chauhan-Resume.docx
+++ b/public/Shrey-Chauhan-Resume.docx
@@ -154,7 +154,7 @@
                 <w:spacing w:val="0"/>
                 <w:w w:val="100"/>
               </w:rPr>
-              <w:t>Associate Technical Consultant</w:t>
+              <w:t>Technical Consultant</w:t>
             </w:r>
           </w:p>
         </w:tc>
@@ -1158,7 +1158,7 @@
                 <w:szCs w:val="20"/>
               </w:rPr>
               <w:br/>
-              <w:t>Associate Technical Consultant</w:t>
+              <w:t>Technical Consultant</w:t>
             </w:r>
             <w:r>
               <w:rPr>
@@ -1194,7 +1194,7 @@
                 <w:sz w:val="20"/>
                 <w:szCs w:val="20"/>
               </w:rPr>
-              <w:t>Current (July 2025)</w:t>
+              <w:t>Current (July 2026)</w:t>
             </w:r>
           </w:p>
           <w:p>
@@ -1351,6 +1351,30 @@
             </w:pPr>
             <w:r>
               <w:t>Also Developed Independent Modules (EXIM Module, MSME Module and E-Way Bill Module)</w:t>
+            </w:r>
+          </w:p>
+          <w:p>
+            <w:pPr>
+              <w:pStyle w:val="ListParagraph"/>
+              <w:numPr>
+                <w:ilvl w:val="0"/>
+                <w:numId w:val="12"/>
+              </w:numPr>
+            </w:pPr>
+            <w:r>
+              <w:t>Built an AI Agent Portfolio of 5 Microsoft Copilot Studio agents for Business Central covering production planning, finance &amp; compliance, customer intelligence, inventory and manufacturing operations, using custom AL API pages with human-in-the-loop design.</w:t>
+            </w:r>
+          </w:p>
+          <w:p>
+            <w:pPr>
+              <w:pStyle w:val="ListParagraph"/>
+              <w:numPr>
+                <w:ilvl w:val="0"/>
+                <w:numId w:val="12"/>
+              </w:numPr>
+            </w:pPr>
+            <w:r>
+              <w:t>Authored 11 technical blogs on AL development (custom APIs, RecordRef &amp; FieldRef, Job Queue automation, C/AL to AL migration). Portfolio: https://shreychauhan29.github.io/Portfolio/</w:t>
             </w:r>
           </w:p>
           <w:p/>

--- a/public/Shrey-Chauhan-Resume.docx
+++ b/public/Shrey-Chauhan-Resume.docx
@@ -1636,6 +1636,32 @@
                 <w:szCs w:val="22"/>
               </w:rPr>
               <w:t>Certifications</w:t>
+            </w:r>
+          </w:p>
+          <w:p>
+            <w:pPr>
+              <w:numPr>
+                <w:ilvl w:val="0"/>
+                <w:numId w:val="3"/>
+              </w:numPr>
+              <w:jc w:val="both"/>
+              <w:rPr>
+                <w:b/>
+                <w:iCs/>
+                <w:snapToGrid w:val="0"/>
+                <w:sz w:val="20"/>
+                <w:szCs w:val="20"/>
+              </w:rPr>
+            </w:pPr>
+            <w:r>
+              <w:rPr>
+                <w:b/>
+                <w:iCs/>
+                <w:snapToGrid w:val="0"/>
+                <w:sz w:val="20"/>
+                <w:szCs w:val="20"/>
+              </w:rPr>
+              <w:t xml:space="preserve">MB-820: Microsoft Certified – Dynamics 365 Business Central Developer Associate (Sep 2026)</w:t>
             </w:r>
           </w:p>
           <w:p>

--- a/public/Shrey-Chauhan-Resume.docx
+++ b/public/Shrey-Chauhan-Resume.docx
@@ -1374,7 +1374,7 @@
               </w:numPr>
             </w:pPr>
             <w:r>
-              <w:t>Authored 11 technical blogs on AL development (custom APIs, RecordRef &amp; FieldRef, Job Queue automation, C/AL to AL migration). Portfolio: https://shreychauhan29.github.io/Portfolio/</w:t>
+              <w:t>Authored 12 technical blogs on AL development (custom APIs, RecordRef &amp; FieldRef, Job Queue automation, C/AL to AL migration). Portfolio: https://shreychauhan29.github.io/Portfolio/</w:t>
             </w:r>
           </w:p>
           <w:p/>

--- a/public/Shrey-Chauhan-Resume.docx
+++ b/public/Shrey-Chauhan-Resume.docx
@@ -1350,7 +1350,7 @@
               </w:numPr>
             </w:pPr>
             <w:r>
-              <w:t>Also Developed Independent Modules (EXIM Module, MSME Module and E-Way Bill Module)</w:t>
+              <w:t>Also Developed Independent Modules (EXIM Module, MSME Module, E-Way Bill Module and an AI-powered OCR Invoice Capture module)</w:t>
             </w:r>
           </w:p>
           <w:p>
@@ -1374,7 +1374,7 @@
               </w:numPr>
             </w:pPr>
             <w:r>
-              <w:t>Authored 12 technical blogs on AL development (custom APIs, RecordRef &amp; FieldRef, Job Queue automation, C/AL to AL migration). Portfolio: https://shreychauhan29.github.io/Portfolio/</w:t>
+              <w:t>Authored 13 technical blogs on AL development (custom APIs, RecordRef &amp; FieldRef, Job Queue automation, C/AL to AL migration). Portfolio: https://shreychauhan29.github.io/Portfolio/</w:t>
             </w:r>
           </w:p>
           <w:p/>
